--- a/corpus/synthetic/symbol-fonts__006.docx
+++ b/corpus/synthetic/symbol-fonts__006.docx
@@ -3,14 +3,23 @@
 <w:document xmlns:w="http://schemas.openxmlformats.org/wordprocessingml/2006/main" xmlns:r="http://schemas.openxmlformats.org/officeDocument/2006/relationships" xmlns:wp="http://schemas.openxmlformats.org/drawingml/2006/wordprocessingDrawing" xmlns:a="http://schemas.openxmlformats.org/drawingml/2006/main" xmlns:pic="http://schemas.openxmlformats.org/drawingml/2006/picture" xmlns:m="http://schemas.openxmlformats.org/officeDocument/2006/math">
   <w:body>
     <w:p>
-      <w:pPr>
-        <w:numPr>
-          <w:ilvl w:val="0"/>
-          <w:numId w:val="1"/>
-        </w:numPr>
-      </w:pPr>
       <w:r>
-        <w:t>项</w:t>
+        <w:rPr>
+          <w:rFonts w:ascii="Symbol" w:eastAsia="Times New Roman" w:hAnsi="Symbol" w:cs="Times New Roman"/>
+        </w:rPr>
+        <w:t></w:t>
+      </w:r>
+      <w:r>
+        <w:rPr>
+          <w:rFonts w:eastAsia="Times New Roman" w:hAnsi="Symbol"/>
+        </w:rPr>
+        <w:t></w:t>
+      </w:r>
+      <w:r>
+        <w:rPr>
+          <w:rFonts w:ascii="Wingdings" w:eastAsia="Times New Roman" w:hAnsi="Wingdings"/>
+        </w:rPr>
+        <w:t></w:t>
       </w:r>
     </w:p>
     <w:sectPr>
@@ -19,24 +28,6 @@
     </w:sectPr>
   </w:body>
 </w:document>
-</file>
-
-<file path=word/numbering.xml><?xml version="1.0" encoding="utf-8"?>
-<w:numbering xmlns:w="http://schemas.openxmlformats.org/wordprocessingml/2006/main">
-  <w:abstractNum w:abstractNumId="0">
-    <w:lvl w:ilvl="0">
-      <w:start w:val="1"/>
-      <w:numFmt w:val="bullet"/>
-      <w:lvlText w:val="l"/>
-      <w:rPr>
-        <w:rFonts w:ascii="Wingdings" w:hAnsi="Wingdings"/>
-      </w:rPr>
-    </w:lvl>
-  </w:abstractNum>
-  <w:num w:numId="1">
-    <w:abstractNumId w:val="0"/>
-  </w:num>
-</w:numbering>
 </file>
 
 <file path=word/styles.xml><?xml version="1.0" encoding="utf-8"?>
